--- a/legal/06-crm-automation/09_PHU_LUC_CRM_AUTOMATION.docx
+++ b/legal/06-crm-automation/09_PHU_LUC_CRM_AUTOMATION.docx
@@ -2,24 +2,172 @@
 <file path=word/document.xml><?xml version="1.0" encoding="utf-8"?>
 <w:document xmlns:wpc="http://schemas.microsoft.com/office/word/2010/wordprocessingCanvas" xmlns:mo="http://schemas.microsoft.com/office/mac/office/2008/main" xmlns:mc="http://schemas.openxmlformats.org/markup-compatibility/2006" xmlns:mv="urn:schemas-microsoft-com:mac:vml" xmlns:o="urn:schemas-microsoft-com:office:office" xmlns:r="http://schemas.openxmlformats.org/officeDocument/2006/relationships" xmlns:m="http://schemas.openxmlformats.org/officeDocument/2006/math" xmlns:v="urn:schemas-microsoft-com:vml" xmlns:wp14="http://schemas.microsoft.com/office/word/2010/wordprocessingDrawing" xmlns:wp="http://schemas.openxmlformats.org/drawingml/2006/wordprocessingDrawing" xmlns:w10="urn:schemas-microsoft-com:office:word" xmlns:w="http://schemas.openxmlformats.org/wordprocessingml/2006/main" xmlns:w14="http://schemas.microsoft.com/office/word/2010/wordml" xmlns:wpg="http://schemas.microsoft.com/office/word/2010/wordprocessingGroup" xmlns:wpi="http://schemas.microsoft.com/office/word/2010/wordprocessingInk" xmlns:wne="http://schemas.microsoft.com/office/word/2006/wordml" xmlns:wps="http://schemas.microsoft.com/office/word/2010/wordprocessingShape" mc:Ignorable="w14 wp14">
   <w:body>
+    <w:tbl>
+      <w:tblPr>
+        <w:tblW w:type="auto" w:w="0"/>
+        <w:jc w:val="center"/>
+        <w:tblLook w:firstColumn="1" w:firstRow="1" w:lastColumn="0" w:lastRow="0" w:noHBand="0" w:noVBand="1" w:val="04A0"/>
+        <w:tblBorders>
+          <w:top w:val="none"/>
+          <w:bottom w:val="none"/>
+          <w:left w:val="none"/>
+          <w:right w:val="none"/>
+          <w:insideH w:val="none"/>
+          <w:insideV w:val="none"/>
+        </w:tblBorders>
+      </w:tblPr>
+      <w:tblGrid>
+        <w:gridCol w:w="4874"/>
+        <w:gridCol w:w="4874"/>
+      </w:tblGrid>
+      <w:tr>
+        <w:trPr>
+          <w:cantSplit/>
+        </w:trPr>
+        <w:tc>
+          <w:tcPr>
+            <w:tcW w:type="dxa" w:w="4032"/>
+            <w:vAlign w:val="center"/>
+            <w:tcW w:w="4031" w:type="dxa"/>
+            <w:tcMar>
+              <w:top w:w="40" w:type="dxa"/>
+              <w:bottom w:w="40" w:type="dxa"/>
+              <w:left w:w="60" w:type="dxa"/>
+              <w:right w:w="60" w:type="dxa"/>
+            </w:tcMar>
+            <w:shd w:fill="FFFFFF"/>
+          </w:tcPr>
+          <w:p>
+            <w:r/>
+          </w:p>
+          <w:p>
+            <w:pPr>
+              <w:spacing w:before="0" w:after="40" w:line="276" w:lineRule="auto"/>
+              <w:jc w:val="center"/>
+            </w:pPr>
+            <w:r>
+              <w:rPr>
+                <w:b/>
+              </w:rPr>
+              <w:t>ĐƠN VỊ CUNG CẤP DỊCH VỤ</w:t>
+            </w:r>
+          </w:p>
+          <w:p>
+            <w:pPr>
+              <w:spacing w:before="0" w:after="40" w:line="276" w:lineRule="auto"/>
+              <w:jc w:val="center"/>
+            </w:pPr>
+            <w:r>
+              <w:rPr>
+                <w:b/>
+              </w:rPr>
+              <w:t>LOCALMATE VIỆT NAM</w:t>
+            </w:r>
+          </w:p>
+          <w:p>
+            <w:pPr>
+              <w:spacing w:before="0" w:after="40" w:line="276" w:lineRule="auto"/>
+              <w:jc w:val="center"/>
+            </w:pPr>
+            <w:r>
+              <w:t>Số: [MÃ_ĐƠN]/PL-CRM-LM/[NĂM]</w:t>
+            </w:r>
+          </w:p>
+        </w:tc>
+        <w:tc>
+          <w:tcPr>
+            <w:tcW w:type="dxa" w:w="5717"/>
+            <w:vAlign w:val="center"/>
+            <w:tcW w:w="5716" w:type="dxa"/>
+            <w:tcMar>
+              <w:top w:w="40" w:type="dxa"/>
+              <w:bottom w:w="40" w:type="dxa"/>
+              <w:left w:w="60" w:type="dxa"/>
+              <w:right w:w="60" w:type="dxa"/>
+            </w:tcMar>
+            <w:shd w:fill="FFFFFF"/>
+          </w:tcPr>
+          <w:p>
+            <w:r/>
+          </w:p>
+          <w:p>
+            <w:pPr>
+              <w:spacing w:before="0" w:after="40" w:line="276" w:lineRule="auto"/>
+              <w:jc w:val="center"/>
+            </w:pPr>
+            <w:r>
+              <w:rPr>
+                <w:b/>
+                <w:sz w:val="23"/>
+              </w:rPr>
+              <w:t>CỘNG HÒA XÃ HỘI CHỦ NGHĨA VIỆT NAM</w:t>
+            </w:r>
+          </w:p>
+          <w:p>
+            <w:pPr>
+              <w:spacing w:before="0" w:after="40" w:line="276" w:lineRule="auto"/>
+              <w:jc w:val="center"/>
+            </w:pPr>
+            <w:r>
+              <w:rPr>
+                <w:b/>
+              </w:rPr>
+              <w:t>Độc lập - Tự do - Hạnh phúc</w:t>
+            </w:r>
+          </w:p>
+          <w:p>
+            <w:pPr>
+              <w:spacing w:before="0" w:after="40" w:line="276" w:lineRule="auto"/>
+              <w:jc w:val="center"/>
+            </w:pPr>
+            <w:r>
+              <w:rPr>
+                <w:color w:val="0F172A"/>
+                <w:sz w:val="16"/>
+              </w:rPr>
+              <w:t>――――――――――――――――</w:t>
+            </w:r>
+          </w:p>
+          <w:p>
+            <w:pPr>
+              <w:spacing w:before="0" w:after="40" w:line="276" w:lineRule="auto"/>
+              <w:jc w:val="center"/>
+            </w:pPr>
+            <w:r>
+              <w:rPr>
+                <w:i/>
+                <w:color w:val="64748B"/>
+                <w:sz w:val="19"/>
+              </w:rPr>
+              <w:t>Hà Nội, ngày [NGÀY] tháng [THÁNG] năm 202[NĂM]</w:t>
+            </w:r>
+          </w:p>
+        </w:tc>
+      </w:tr>
+    </w:tbl>
     <w:p>
       <w:pPr>
-        <w:spacing w:before="240" w:after="120" w:line="288" w:lineRule="auto"/>
+        <w:spacing w:before="0" w:after="80"/>
+      </w:pPr>
+    </w:p>
+    <w:p>
+      <w:pPr>
+        <w:spacing w:before="240" w:after="80" w:line="288" w:lineRule="auto"/>
         <w:jc w:val="center"/>
       </w:pPr>
       <w:r>
         <w:rPr>
           <w:b/>
-          <w:color w:val="0D7647"/>
-          <w:sz w:val="30"/>
+          <w:color w:val="0F172A"/>
+          <w:sz w:val="29"/>
         </w:rPr>
-        <w:t>PHỤ LỤC DỊCH VỤ CRM, TỰ ĐỘNG HÓA &amp; TÍCH HỢP HỆ THỐNG LOCALMATE</w:t>
+        <w:t>PHỤ LỤC DỊCH VỤ CRM, TỰ ĐỘNG HÓA &amp; TÍCH HỢP HỆ THỐNG</w:t>
       </w:r>
     </w:p>
     <w:p>
       <w:pPr>
-        <w:spacing w:after="80" w:before="0" w:line="276" w:lineRule="auto"/>
-        <w:jc w:val="left"/>
+        <w:spacing w:before="20" w:after="60" w:line="276" w:lineRule="auto"/>
+        <w:jc w:val="both"/>
       </w:pPr>
       <w:r>
         <w:rPr>
@@ -27,65 +175,85 @@
         </w:rPr>
         <w:t>(CRM, AUTOMATION &amp; SYSTEM INTEGRATION APPENDIX)</w:t>
       </w:r>
+    </w:p>
+    <w:p>
+      <w:pPr>
+        <w:spacing w:before="20" w:after="40" w:line="276" w:lineRule="auto"/>
+        <w:ind w:left="288"/>
+        <w:jc w:val="both"/>
+      </w:pPr>
       <w:r>
-        <w:t xml:space="preserve">  </w:t>
+        <w:rPr>
+          <w:i/>
+          <w:color w:val="0F172A"/>
+          <w:sz w:val="20"/>
+        </w:rPr>
+        <w:t>- Căn cứ Luật Công nghệ thông tin số 67/2006/QH11 ngày 29 tháng 06 năm 2006;</w:t>
       </w:r>
     </w:p>
     <w:p>
       <w:pPr>
-        <w:spacing w:after="80" w:before="0" w:line="276" w:lineRule="auto"/>
+        <w:spacing w:before="20" w:after="40" w:line="276" w:lineRule="auto"/>
+        <w:ind w:left="288"/>
+        <w:jc w:val="both"/>
+      </w:pPr>
+      <w:r>
+        <w:rPr>
+          <w:i/>
+          <w:color w:val="0F172A"/>
+          <w:sz w:val="20"/>
+        </w:rPr>
+        <w:t>- Căn cứ Luật An toàn thông tin mạng số 86/2015/QH13 và Luật An ninh mạng số 24/2018/QH14;</w:t>
+      </w:r>
+    </w:p>
+    <w:p>
+      <w:pPr>
+        <w:spacing w:before="20" w:after="40" w:line="276" w:lineRule="auto"/>
+        <w:ind w:left="288"/>
+        <w:jc w:val="both"/>
+      </w:pPr>
+      <w:r>
+        <w:rPr>
+          <w:i/>
+          <w:color w:val="0F172A"/>
+          <w:sz w:val="20"/>
+        </w:rPr>
+        <w:t>- Căn cứ Nghị định số 13/2023/NĐ-CP ngày 17 tháng 04 năm 2023 của Chính phủ về bảo vệ dữ liệu cá nhân;</w:t>
+      </w:r>
+    </w:p>
+    <w:p>
+      <w:pPr>
+        <w:spacing w:before="20" w:after="40" w:line="276" w:lineRule="auto"/>
+        <w:ind w:left="288"/>
+        <w:jc w:val="both"/>
+      </w:pPr>
+      <w:r>
+        <w:rPr>
+          <w:i/>
+          <w:color w:val="0F172A"/>
+          <w:sz w:val="20"/>
+        </w:rPr>
+        <w:t>- Căn cứ Hợp đồng Dịch vụ Khung số: [MÃ_HỢP_ĐỒNG] ký giữa Hai Bên.</w:t>
+      </w:r>
+    </w:p>
+    <w:p>
+      <w:pPr>
+        <w:spacing w:before="180" w:after="60" w:line="276" w:lineRule="auto"/>
         <w:jc w:val="left"/>
       </w:pPr>
       <w:r>
         <w:rPr>
           <w:b/>
-        </w:rPr>
-        <w:t>Số hiệu Phụ lục:</w:t>
-      </w:r>
-      <w:r>
-        <w:t xml:space="preserve"> [MÃ_ĐƠN]/PL-CRM-LM/[NĂM]  </w:t>
-      </w:r>
-    </w:p>
-    <w:p>
-      <w:pPr>
-        <w:spacing w:after="80" w:before="0" w:line="276" w:lineRule="auto"/>
-        <w:jc w:val="left"/>
-      </w:pPr>
-      <w:r>
-        <w:rPr>
-          <w:i/>
-        </w:rPr>
-        <w:t>(Kèm theo Hợp đồng Dịch vụ Khung số: [MÃ_HỢP_ĐỒNG] ký ngày [NGÀY_KÝ])</w:t>
-      </w:r>
-    </w:p>
-    <w:p>
-      <w:pPr>
-        <w:spacing w:after="120" w:before="80"/>
-      </w:pPr>
-      <w:r>
-        <w:rPr>
-          <w:color w:val="CBD5E1"/>
-        </w:rPr>
-        <w:t>―――――――――――――――――――――――――――――――――――――――――――――――――――――――</w:t>
-      </w:r>
-    </w:p>
-    <w:p>
-      <w:pPr>
-        <w:spacing w:before="160" w:after="60"/>
-      </w:pPr>
-      <w:r>
-        <w:rPr>
-          <w:b/>
-          <w:color w:val="0D7647"/>
-          <w:sz w:val="23"/>
+          <w:color w:val="0F172A"/>
+          <w:sz w:val="22"/>
         </w:rPr>
         <w:t>ĐIỀU 1: ĐỊNH NGHĨA KỸ THUẬT &amp; KIẾN TRÚC HỆ THỐNG</w:t>
       </w:r>
     </w:p>
     <w:p>
       <w:pPr>
-        <w:spacing w:after="80" w:before="0" w:line="276" w:lineRule="auto"/>
-        <w:jc w:val="left"/>
+        <w:spacing w:before="20" w:after="60" w:line="276" w:lineRule="auto"/>
+        <w:jc w:val="both"/>
       </w:pPr>
       <w:r>
         <w:t xml:space="preserve">1.1. </w:t>
@@ -102,8 +270,8 @@
     </w:p>
     <w:p>
       <w:pPr>
-        <w:spacing w:after="80" w:before="0" w:line="276" w:lineRule="auto"/>
-        <w:jc w:val="left"/>
+        <w:spacing w:before="20" w:after="60" w:line="276" w:lineRule="auto"/>
+        <w:jc w:val="both"/>
       </w:pPr>
       <w:r>
         <w:t xml:space="preserve">1.2. </w:t>
@@ -117,15 +285,15 @@
     </w:p>
     <w:p>
       <w:pPr>
-        <w:spacing w:after="60" w:before="20" w:line="276" w:lineRule="auto"/>
+        <w:spacing w:before="20" w:after="40" w:line="276" w:lineRule="auto"/>
         <w:ind w:left="360"/>
-        <w:jc w:val="left"/>
+        <w:jc w:val="both"/>
       </w:pPr>
       <w:r>
         <w:rPr>
           <w:b/>
         </w:rPr>
-        <w:t>•  Cơ sở dữ liệu (Database):</w:t>
+        <w:t>Cơ sở dữ liệu (Database):</w:t>
       </w:r>
       <w:r>
         <w:t xml:space="preserve"> Hệ thống lưu trữ dữ liệu có cấu trúc (Supabase PostgreSQL / Google Sheets bảo mật);</w:t>
@@ -133,15 +301,15 @@
     </w:p>
     <w:p>
       <w:pPr>
-        <w:spacing w:after="60" w:before="20" w:line="276" w:lineRule="auto"/>
+        <w:spacing w:before="20" w:after="40" w:line="276" w:lineRule="auto"/>
         <w:ind w:left="360"/>
-        <w:jc w:val="left"/>
+        <w:jc w:val="both"/>
       </w:pPr>
       <w:r>
         <w:rPr>
           <w:b/>
         </w:rPr>
-        <w:t>•  Luồng Tự Động Hóa (Workflows / Webhooks):</w:t>
+        <w:t>Luồng Tự Động Hóa (Workflows / Webhooks):</w:t>
       </w:r>
       <w:r>
         <w:t xml:space="preserve"> Các kịch bản xử lý sự kiện (khi khách điền form -&gt; tự động gửi tin nhắn cảm ơn -&gt; đồng bộ vào bảng CRM -&gt; bắn thông báo khẩn vào nhóm chat);</w:t>
@@ -149,15 +317,15 @@
     </w:p>
     <w:p>
       <w:pPr>
-        <w:spacing w:after="60" w:before="20" w:line="276" w:lineRule="auto"/>
+        <w:spacing w:before="20" w:after="40" w:line="276" w:lineRule="auto"/>
         <w:ind w:left="360"/>
-        <w:jc w:val="left"/>
+        <w:jc w:val="both"/>
       </w:pPr>
       <w:r>
         <w:rPr>
           <w:b/>
         </w:rPr>
-        <w:t>•  Giao Diện Lập Trình Ứng Dụng (APIs):</w:t>
+        <w:t>Giao Diện Lập Trình Ứng Dụng (APIs):</w:t>
       </w:r>
       <w:r>
         <w:t xml:space="preserve"> Các cổng kết nối trung gian với bên thứ ba: Telegram Bot API, Zalo Cloud / ZNS API, Resend Transactional Email API, OpenAI API;</w:t>
@@ -165,15 +333,15 @@
     </w:p>
     <w:p>
       <w:pPr>
-        <w:spacing w:after="60" w:before="20" w:line="276" w:lineRule="auto"/>
+        <w:spacing w:before="20" w:after="40" w:line="276" w:lineRule="auto"/>
         <w:ind w:left="360"/>
-        <w:jc w:val="left"/>
+        <w:jc w:val="both"/>
       </w:pPr>
       <w:r>
         <w:rPr>
           <w:b/>
         </w:rPr>
-        <w:t>•  Người Sử Dụng Được Cấp Quyền (Authorized Users):</w:t>
+        <w:t>Người Sử Dụng Được Cấp Quyền (Authorized Users):</w:t>
       </w:r>
       <w:r>
         <w:t xml:space="preserve"> Số lượng tài khoản nhân sự của Bên A được phân quyền đăng nhập hệ thống theo từng cấp độ;</w:t>
@@ -181,15 +349,15 @@
     </w:p>
     <w:p>
       <w:pPr>
-        <w:spacing w:after="60" w:before="20" w:line="276" w:lineRule="auto"/>
+        <w:spacing w:before="20" w:after="40" w:line="276" w:lineRule="auto"/>
         <w:ind w:left="360"/>
-        <w:jc w:val="left"/>
+        <w:jc w:val="both"/>
       </w:pPr>
       <w:r>
         <w:rPr>
           <w:b/>
         </w:rPr>
-        <w:t>•  Hạn Mức Tiêu Thụ (Quotas):</w:t>
+        <w:t>Hạn Mức Tiêu Thụ (Quotas):</w:t>
       </w:r>
       <w:r>
         <w:t xml:space="preserve"> Giới hạn số lượng tin nhắn, số lượng email, dung lượng lưu trữ database hoặc số lượt gọi API hàng tháng được quy định theo gói dịch vụ đã chọn.</w:t>
@@ -197,32 +365,22 @@
     </w:p>
     <w:p>
       <w:pPr>
-        <w:spacing w:after="120" w:before="80"/>
-      </w:pPr>
-      <w:r>
-        <w:rPr>
-          <w:color w:val="CBD5E1"/>
-        </w:rPr>
-        <w:t>―――――――――――――――――――――――――――――――――――――――――――――――――――――――</w:t>
-      </w:r>
-    </w:p>
-    <w:p>
-      <w:pPr>
-        <w:spacing w:before="160" w:after="60"/>
+        <w:spacing w:before="180" w:after="60" w:line="276" w:lineRule="auto"/>
+        <w:jc w:val="left"/>
       </w:pPr>
       <w:r>
         <w:rPr>
           <w:b/>
-          <w:color w:val="0D7647"/>
-          <w:sz w:val="23"/>
+          <w:color w:val="0F172A"/>
+          <w:sz w:val="22"/>
         </w:rPr>
         <w:t>ĐIỀU 2: PHÂN LOẠI DỮ LIỆU CÁ NHÂN ĐƯỢC XỬ LÝ</w:t>
       </w:r>
     </w:p>
     <w:p>
       <w:pPr>
-        <w:spacing w:after="80" w:before="0" w:line="276" w:lineRule="auto"/>
-        <w:jc w:val="left"/>
+        <w:spacing w:before="20" w:after="60" w:line="276" w:lineRule="auto"/>
+        <w:jc w:val="both"/>
       </w:pPr>
       <w:r>
         <w:t>Hệ thống CRM và luồng tự động hóa tiếp nhận và xử lý các trường dữ liệu sau của khách hàng của Bên A:</w:t>
@@ -230,15 +388,15 @@
     </w:p>
     <w:p>
       <w:pPr>
-        <w:spacing w:after="60" w:before="20" w:line="276" w:lineRule="auto"/>
+        <w:spacing w:before="20" w:after="40" w:line="276" w:lineRule="auto"/>
         <w:ind w:left="360"/>
-        <w:jc w:val="left"/>
+        <w:jc w:val="both"/>
       </w:pPr>
       <w:r>
         <w:rPr>
           <w:b/>
         </w:rPr>
-        <w:t>•  Dữ liệu cá nhân cơ bản:</w:t>
+        <w:t>Dữ liệu cá nhân cơ bản:</w:t>
       </w:r>
       <w:r>
         <w:t xml:space="preserve"> Họ và tên, số điện thoại, địa chỉ email, địa chỉ liên hệ/giao hàng, nội dung yêu cầu tư vấn, thời gian gửi biểu mẫu, địa chỉ IP, nguồn truy cập (UTM Source/Campaign);</w:t>
@@ -246,15 +404,15 @@
     </w:p>
     <w:p>
       <w:pPr>
-        <w:spacing w:after="60" w:before="20" w:line="276" w:lineRule="auto"/>
+        <w:spacing w:before="20" w:after="40" w:line="276" w:lineRule="auto"/>
         <w:ind w:left="360"/>
-        <w:jc w:val="left"/>
+        <w:jc w:val="both"/>
       </w:pPr>
       <w:r>
         <w:rPr>
           <w:b/>
         </w:rPr>
-        <w:t>•  Lịch sử tương tác:</w:t>
+        <w:t>Lịch sử tương tác:</w:t>
       </w:r>
       <w:r>
         <w:t xml:space="preserve"> Nhật ký cuộc gọi, trạng thái xử lý lead của nhân viên kinh doanh, giá trị đơn hàng;</w:t>
@@ -262,15 +420,15 @@
     </w:p>
     <w:p>
       <w:pPr>
-        <w:spacing w:after="60" w:before="20" w:line="276" w:lineRule="auto"/>
+        <w:spacing w:before="20" w:after="40" w:line="276" w:lineRule="auto"/>
         <w:ind w:left="360"/>
-        <w:jc w:val="left"/>
+        <w:jc w:val="both"/>
       </w:pPr>
       <w:r>
         <w:rPr>
           <w:b/>
         </w:rPr>
-        <w:t>•  Dữ liệu nhân sự Bên A:</w:t>
+        <w:t>Dữ liệu nhân sự Bên A:</w:t>
       </w:r>
       <w:r>
         <w:t xml:space="preserve"> Tên đăng nhập, email nội bộ, phân quyền vai trò của nhân viên Bên A sử dụng hệ thống;</w:t>
@@ -278,15 +436,15 @@
     </w:p>
     <w:p>
       <w:pPr>
-        <w:spacing w:after="60" w:before="20" w:line="276" w:lineRule="auto"/>
+        <w:spacing w:before="20" w:after="40" w:line="276" w:lineRule="auto"/>
         <w:ind w:left="360"/>
-        <w:jc w:val="left"/>
+        <w:jc w:val="both"/>
       </w:pPr>
       <w:r>
         <w:rPr>
           <w:b/>
         </w:rPr>
-        <w:t>•  Cam Kết Không Xử Lý Dữ Liệu Nhạy Cảm:</w:t>
+        <w:t>Cam Kết Không Xử Lý Dữ Liệu Nhạy Cảm:</w:t>
       </w:r>
       <w:r>
         <w:t xml:space="preserve"> Trừ khi có Phụ lục bảo mật chuyên sâu riêng biệt, hệ thống mặc định </w:t>
@@ -303,32 +461,22 @@
     </w:p>
     <w:p>
       <w:pPr>
-        <w:spacing w:after="120" w:before="80"/>
-      </w:pPr>
-      <w:r>
-        <w:rPr>
-          <w:color w:val="CBD5E1"/>
-        </w:rPr>
-        <w:t>―――――――――――――――――――――――――――――――――――――――――――――――――――――――</w:t>
-      </w:r>
-    </w:p>
-    <w:p>
-      <w:pPr>
-        <w:spacing w:before="160" w:after="60"/>
+        <w:spacing w:before="180" w:after="60" w:line="276" w:lineRule="auto"/>
+        <w:jc w:val="left"/>
       </w:pPr>
       <w:r>
         <w:rPr>
           <w:b/>
-          <w:color w:val="0D7647"/>
-          <w:sz w:val="23"/>
+          <w:color w:val="0F172A"/>
+          <w:sz w:val="22"/>
         </w:rPr>
         <w:t>ĐIỀU 3: BẢO MẬT HỆ THỐNG &amp; CAM KẾT TIÊU CHUẨN KỸ THUẬT HỢP LÝ</w:t>
       </w:r>
     </w:p>
     <w:p>
       <w:pPr>
-        <w:spacing w:after="80" w:before="0" w:line="276" w:lineRule="auto"/>
-        <w:jc w:val="left"/>
+        <w:spacing w:before="20" w:after="60" w:line="276" w:lineRule="auto"/>
+        <w:jc w:val="both"/>
       </w:pPr>
       <w:r>
         <w:t xml:space="preserve">3.1. </w:t>
@@ -342,8 +490,8 @@
     </w:p>
     <w:p>
       <w:pPr>
-        <w:spacing w:after="80" w:before="0" w:line="276" w:lineRule="auto"/>
-        <w:jc w:val="left"/>
+        <w:spacing w:before="20" w:after="60" w:line="276" w:lineRule="auto"/>
+        <w:jc w:val="both"/>
       </w:pPr>
       <w:r>
         <w:t>Bên B cam kết áp dụng các biện pháp an ninh kỹ thuật và tổ chức phù hợp với quy chuẩn an toàn thông tin Cấp độ 2 theo quy định pháp luật Việt Nam:</w:t>
@@ -351,15 +499,15 @@
     </w:p>
     <w:p>
       <w:pPr>
-        <w:spacing w:after="60" w:before="20" w:line="276" w:lineRule="auto"/>
+        <w:spacing w:before="20" w:after="40" w:line="276" w:lineRule="auto"/>
         <w:ind w:left="360"/>
-        <w:jc w:val="left"/>
+        <w:jc w:val="both"/>
       </w:pPr>
       <w:r>
         <w:rPr>
           <w:b/>
         </w:rPr>
-        <w:t>•  Mã hóa đường truyền:</w:t>
+        <w:t>Mã hóa đường truyền:</w:t>
       </w:r>
       <w:r>
         <w:t xml:space="preserve"> 100% dữ liệu truyền qua Internet được mã hóa bằng giao thức HTTPS / TLS 1.3;</w:t>
@@ -367,15 +515,15 @@
     </w:p>
     <w:p>
       <w:pPr>
-        <w:spacing w:after="60" w:before="20" w:line="276" w:lineRule="auto"/>
+        <w:spacing w:before="20" w:after="40" w:line="276" w:lineRule="auto"/>
         <w:ind w:left="360"/>
-        <w:jc w:val="left"/>
+        <w:jc w:val="both"/>
       </w:pPr>
       <w:r>
         <w:rPr>
           <w:b/>
         </w:rPr>
-        <w:t>•  Mã hóa lưu trữ:</w:t>
+        <w:t>Mã hóa lưu trữ:</w:t>
       </w:r>
       <w:r>
         <w:t xml:space="preserve"> Dữ liệu cơ sở dữ liệu được mã hóa ở trạng thái nghỉ (Encryption at rest - chuẩn AES-256);</w:t>
@@ -383,15 +531,15 @@
     </w:p>
     <w:p>
       <w:pPr>
-        <w:spacing w:after="60" w:before="20" w:line="276" w:lineRule="auto"/>
+        <w:spacing w:before="20" w:after="40" w:line="276" w:lineRule="auto"/>
         <w:ind w:left="360"/>
-        <w:jc w:val="left"/>
+        <w:jc w:val="both"/>
       </w:pPr>
       <w:r>
         <w:rPr>
           <w:b/>
         </w:rPr>
-        <w:t>•  Quản lý khóa bí mật (Secrets Management):</w:t>
+        <w:t>Quản lý khóa bí mật (Secrets Management):</w:t>
       </w:r>
       <w:r>
         <w:t xml:space="preserve"> Toàn bộ API keys, Database secrets được lưu trong biến môi trường bảo mật độc lập, tuyệt đối không lưu trong mã nguồn frontend;</w:t>
@@ -399,15 +547,15 @@
     </w:p>
     <w:p>
       <w:pPr>
-        <w:spacing w:after="60" w:before="20" w:line="276" w:lineRule="auto"/>
+        <w:spacing w:before="20" w:after="40" w:line="276" w:lineRule="auto"/>
         <w:ind w:left="360"/>
-        <w:jc w:val="left"/>
+        <w:jc w:val="both"/>
       </w:pPr>
       <w:r>
         <w:rPr>
           <w:b/>
         </w:rPr>
-        <w:t>•  Xác thực Đa Yếu Tố (MFA/2FA):</w:t>
+        <w:t>Xác thực Đa Yếu Tố (MFA/2FA):</w:t>
       </w:r>
       <w:r>
         <w:t xml:space="preserve"> Bắt buộc kích hoạt xác thực 2 bước trên mọi tài khoản quản trị hệ thống có quyền cấu hình luồng dữ liệu;</w:t>
@@ -415,24 +563,24 @@
     </w:p>
     <w:p>
       <w:pPr>
-        <w:spacing w:after="60" w:before="20" w:line="276" w:lineRule="auto"/>
+        <w:spacing w:before="20" w:after="40" w:line="276" w:lineRule="auto"/>
         <w:ind w:left="360"/>
-        <w:jc w:val="left"/>
+        <w:jc w:val="both"/>
       </w:pPr>
       <w:r>
         <w:rPr>
           <w:b/>
         </w:rPr>
-        <w:t>•  Nguyên Tắc Quyền Tối Thiểu (Principle of Least Privilege - PoLP):</w:t>
+        <w:t>Nguyên Tắc Quyền Tối Thiểu (Principle of Least Privilege - PoLP):</w:t>
       </w:r>
       <w:r>
-        <w:t xml:space="preserve"> Nhân viên của Bên A chỉ được cấp quyền xem các trường dữ liệu cần thiết phục vụ công việc của mình (RBAC).  </w:t>
+        <w:t xml:space="preserve"> Nhân viên của Bên A chỉ được cấp quyền xem các trường dữ liệu cần thiết phục vụ công việc của mình (RBAC).</w:t>
       </w:r>
     </w:p>
     <w:p>
       <w:pPr>
-        <w:spacing w:after="80" w:before="0" w:line="276" w:lineRule="auto"/>
-        <w:jc w:val="left"/>
+        <w:spacing w:before="20" w:after="60" w:line="276" w:lineRule="auto"/>
+        <w:jc w:val="both"/>
       </w:pPr>
       <w:r>
         <w:t xml:space="preserve">3.2. </w:t>
@@ -446,8 +594,8 @@
     </w:p>
     <w:p>
       <w:pPr>
-        <w:spacing w:after="80" w:before="0" w:line="276" w:lineRule="auto"/>
-        <w:jc w:val="left"/>
+        <w:spacing w:before="20" w:after="60" w:line="276" w:lineRule="auto"/>
+        <w:jc w:val="both"/>
       </w:pPr>
       <w:r>
         <w:t xml:space="preserve">Hai Bên hiểu và thừa nhận rằng trong môi trường không gian mạng không có bất kỳ hệ thống nào có thể bảo đảm an toàn tuyệt đối 100% trước mọi nguy cơ tấn công mới. </w:t>
@@ -464,32 +612,22 @@
     </w:p>
     <w:p>
       <w:pPr>
-        <w:spacing w:after="120" w:before="80"/>
-      </w:pPr>
-      <w:r>
-        <w:rPr>
-          <w:color w:val="CBD5E1"/>
-        </w:rPr>
-        <w:t>―――――――――――――――――――――――――――――――――――――――――――――――――――――――</w:t>
-      </w:r>
-    </w:p>
-    <w:p>
-      <w:pPr>
-        <w:spacing w:before="160" w:after="60"/>
+        <w:spacing w:before="180" w:after="60" w:line="276" w:lineRule="auto"/>
+        <w:jc w:val="left"/>
       </w:pPr>
       <w:r>
         <w:rPr>
           <w:b/>
-          <w:color w:val="0D7647"/>
-          <w:sz w:val="23"/>
+          <w:color w:val="0F172A"/>
+          <w:sz w:val="22"/>
         </w:rPr>
         <w:t>ĐIỀU 4: NGHĨA VỤ CỦA KHÁCH HÀNG &amp; MÔ HÌNH CHIA SẺ TRÁCH NHIỆM</w:t>
       </w:r>
     </w:p>
     <w:p>
       <w:pPr>
-        <w:spacing w:after="80" w:before="0" w:line="276" w:lineRule="auto"/>
-        <w:jc w:val="left"/>
+        <w:spacing w:before="20" w:after="60" w:line="276" w:lineRule="auto"/>
+        <w:jc w:val="both"/>
       </w:pPr>
       <w:r>
         <w:t xml:space="preserve">4.1. </w:t>
@@ -503,25 +641,25 @@
     </w:p>
     <w:p>
       <w:pPr>
-        <w:spacing w:after="60" w:before="20" w:line="276" w:lineRule="auto"/>
+        <w:spacing w:before="20" w:after="40" w:line="276" w:lineRule="auto"/>
         <w:ind w:left="360"/>
-        <w:jc w:val="left"/>
+        <w:jc w:val="both"/>
       </w:pPr>
       <w:r>
-        <w:t>•  Bên A có trách nhiệm tự bảo mật tài khoản, mật khẩu của nhân viên mình;</w:t>
+        <w:t>Bên A có trách nhiệm tự bảo mật tài khoản, mật khẩu của nhân viên mình;</w:t>
       </w:r>
     </w:p>
     <w:p>
       <w:pPr>
-        <w:spacing w:after="60" w:before="20" w:line="276" w:lineRule="auto"/>
+        <w:spacing w:before="20" w:after="40" w:line="276" w:lineRule="auto"/>
         <w:ind w:left="360"/>
-        <w:jc w:val="left"/>
+        <w:jc w:val="both"/>
       </w:pPr>
       <w:r>
         <w:rPr>
           <w:b/>
         </w:rPr>
-        <w:t>•  Tuyệt đối không chia sẻ mật khẩu qua tin nhắn không mã hóa</w:t>
+        <w:t>Tuyệt đối không chia sẻ mật khẩu qua tin nhắn không mã hóa</w:t>
       </w:r>
       <w:r>
         <w:t xml:space="preserve"> hoặc dùng chung 01 tài khoản cho nhiều nhân viên;</w:t>
@@ -529,18 +667,18 @@
     </w:p>
     <w:p>
       <w:pPr>
-        <w:spacing w:after="60" w:before="20" w:line="276" w:lineRule="auto"/>
+        <w:spacing w:before="20" w:after="40" w:line="276" w:lineRule="auto"/>
         <w:ind w:left="360"/>
-        <w:jc w:val="left"/>
+        <w:jc w:val="both"/>
       </w:pPr>
       <w:r>
-        <w:t xml:space="preserve">•  Bên A có nghĩa vụ lập tức thu hồi quyền truy cập khi nhân sự của Bên A nghỉ việc hoặc chuyển đổi vị trí công tác.  </w:t>
+        <w:t>Bên A có nghĩa vụ lập tức thu hồi quyền truy cập khi nhân sự của Bên A nghỉ việc hoặc chuyển đổi vị trí công tác.</w:t>
       </w:r>
     </w:p>
     <w:p>
       <w:pPr>
-        <w:spacing w:after="80" w:before="0" w:line="276" w:lineRule="auto"/>
-        <w:jc w:val="left"/>
+        <w:spacing w:before="20" w:after="60" w:line="276" w:lineRule="auto"/>
+        <w:jc w:val="both"/>
       </w:pPr>
       <w:r>
         <w:t xml:space="preserve">4.2. </w:t>
@@ -554,12 +692,12 @@
     </w:p>
     <w:p>
       <w:pPr>
-        <w:spacing w:after="60" w:before="20" w:line="276" w:lineRule="auto"/>
+        <w:spacing w:before="20" w:after="40" w:line="276" w:lineRule="auto"/>
         <w:ind w:left="360"/>
-        <w:jc w:val="left"/>
+        <w:jc w:val="both"/>
       </w:pPr>
       <w:r>
-        <w:t xml:space="preserve">•  Bên A cam kết chỉ nạp vào hệ thống CRM danh bạ khách hàng mà Bên A </w:t>
+        <w:t xml:space="preserve">Bên A cam kết chỉ nạp vào hệ thống CRM danh bạ khách hàng mà Bên A </w:t>
       </w:r>
       <w:r>
         <w:rPr>
@@ -573,38 +711,38 @@
     </w:p>
     <w:p>
       <w:pPr>
-        <w:spacing w:after="60" w:before="20" w:line="276" w:lineRule="auto"/>
+        <w:spacing w:before="20" w:after="40" w:line="276" w:lineRule="auto"/>
         <w:ind w:left="360"/>
-        <w:jc w:val="left"/>
+        <w:jc w:val="both"/>
       </w:pPr>
       <w:r>
-        <w:t>•  Bên A cam đoan không gửi tin nhắn/email quảng cáo tới các số thuê bao nằm trong Danh sách không quảng cáo (Do Not Call - DNC quốc gia);</w:t>
+        <w:t>Bên A cam đoan không gửi tin nhắn/email quảng cáo tới các số thuê bao nằm trong Danh sách không quảng cáo (Do Not Call - DNC quốc gia);</w:t>
       </w:r>
     </w:p>
     <w:p>
       <w:pPr>
-        <w:spacing w:after="60" w:before="20" w:line="276" w:lineRule="auto"/>
+        <w:spacing w:before="20" w:after="40" w:line="276" w:lineRule="auto"/>
         <w:ind w:left="360"/>
-        <w:jc w:val="left"/>
+        <w:jc w:val="both"/>
       </w:pPr>
       <w:r>
-        <w:t>•  Mọi email gửi đi phải chứa link hủy đăng ký (Unsubscribe) hoạt động bình thường;</w:t>
+        <w:t>Mọi email gửi đi phải chứa link hủy đăng ký (Unsubscribe) hoạt động bình thường;</w:t>
       </w:r>
     </w:p>
     <w:p>
       <w:pPr>
-        <w:spacing w:after="60" w:before="20" w:line="276" w:lineRule="auto"/>
+        <w:spacing w:before="20" w:after="40" w:line="276" w:lineRule="auto"/>
         <w:ind w:left="360"/>
-        <w:jc w:val="left"/>
+        <w:jc w:val="both"/>
       </w:pPr>
       <w:r>
-        <w:t xml:space="preserve">•  Bên A chịu hoàn toàn trách nhiệm pháp lý và các khoản tiền phạt vi phạm hành chính (từ 20.000.000đ đến 100.000.000đ theo Nghị định 91/2020/NĐ-CP) nếu lạm dụng hệ thống để phát tán tin nhắn rác hoặc cuộc gọi rác quấy rối người tiêu dùng.  </w:t>
+        <w:t>Bên A chịu hoàn toàn trách nhiệm pháp lý và các khoản tiền phạt vi phạm hành chính (từ 20.000.000đ đến 100.000.000đ theo Nghị định 91/2020/NĐ-CP) nếu lạm dụng hệ thống để phát tán tin nhắn rác hoặc cuộc gọi rác quấy rối người tiêu dùng.</w:t>
       </w:r>
     </w:p>
     <w:p>
       <w:pPr>
-        <w:spacing w:after="80" w:before="0" w:line="276" w:lineRule="auto"/>
-        <w:jc w:val="left"/>
+        <w:spacing w:before="20" w:after="60" w:line="276" w:lineRule="auto"/>
+        <w:jc w:val="both"/>
       </w:pPr>
       <w:r>
         <w:t xml:space="preserve">4.3. </w:t>
@@ -621,32 +759,22 @@
     </w:p>
     <w:p>
       <w:pPr>
-        <w:spacing w:after="120" w:before="80"/>
-      </w:pPr>
-      <w:r>
-        <w:rPr>
-          <w:color w:val="CBD5E1"/>
-        </w:rPr>
-        <w:t>―――――――――――――――――――――――――――――――――――――――――――――――――――――――</w:t>
-      </w:r>
-    </w:p>
-    <w:p>
-      <w:pPr>
-        <w:spacing w:before="160" w:after="60"/>
+        <w:spacing w:before="180" w:after="60" w:line="276" w:lineRule="auto"/>
+        <w:jc w:val="left"/>
       </w:pPr>
       <w:r>
         <w:rPr>
           <w:b/>
-          <w:color w:val="0D7647"/>
-          <w:sz w:val="23"/>
+          <w:color w:val="0F172A"/>
+          <w:sz w:val="22"/>
         </w:rPr>
         <w:t>ĐIỀU 5: PHỤ THUỘC NỀN TẢNG BÊN THỨ BA &amp; HẠN MỨC TIÊU THỤ (API QUOTAS)</w:t>
       </w:r>
     </w:p>
     <w:p>
       <w:pPr>
-        <w:spacing w:after="80" w:before="0" w:line="276" w:lineRule="auto"/>
-        <w:jc w:val="left"/>
+        <w:spacing w:before="20" w:after="60" w:line="276" w:lineRule="auto"/>
+        <w:jc w:val="both"/>
       </w:pPr>
       <w:r>
         <w:t xml:space="preserve">5.1. </w:t>
@@ -663,38 +791,38 @@
     </w:p>
     <w:p>
       <w:pPr>
-        <w:spacing w:after="60" w:before="20" w:line="276" w:lineRule="auto"/>
+        <w:spacing w:before="20" w:after="40" w:line="276" w:lineRule="auto"/>
         <w:ind w:left="360"/>
-        <w:jc w:val="left"/>
+        <w:jc w:val="both"/>
       </w:pPr>
       <w:r>
-        <w:t>•  Máy chủ Zalo / Telegram / OpenAI quốc tế bị sập hoặc bảo trì;</w:t>
+        <w:t>Máy chủ Zalo / Telegram / OpenAI quốc tế bị sập hoặc bảo trì;</w:t>
       </w:r>
     </w:p>
     <w:p>
       <w:pPr>
-        <w:spacing w:after="60" w:before="20" w:line="276" w:lineRule="auto"/>
+        <w:spacing w:before="20" w:after="40" w:line="276" w:lineRule="auto"/>
         <w:ind w:left="360"/>
-        <w:jc w:val="left"/>
+        <w:jc w:val="both"/>
       </w:pPr>
       <w:r>
-        <w:t>•  Zalo OA của Bên A bị khóa do vi phạm chính sách kiểm duyệt của Zalo;</w:t>
+        <w:t>Zalo OA của Bên A bị khóa do vi phạm chính sách kiểm duyệt của Zalo;</w:t>
       </w:r>
     </w:p>
     <w:p>
       <w:pPr>
-        <w:spacing w:after="60" w:before="20" w:line="276" w:lineRule="auto"/>
+        <w:spacing w:before="20" w:after="40" w:line="276" w:lineRule="auto"/>
         <w:ind w:left="360"/>
-        <w:jc w:val="left"/>
+        <w:jc w:val="both"/>
       </w:pPr>
       <w:r>
-        <w:t xml:space="preserve">•  Nhà mạng viễn thông chặn tin nhắn SMS do nghi vấn nội dung.  </w:t>
+        <w:t>Nhà mạng viễn thông chặn tin nhắn SMS do nghi vấn nội dung.</w:t>
       </w:r>
     </w:p>
     <w:p>
       <w:pPr>
-        <w:spacing w:after="80" w:before="0" w:line="276" w:lineRule="auto"/>
-        <w:jc w:val="left"/>
+        <w:spacing w:before="20" w:after="60" w:line="276" w:lineRule="auto"/>
+        <w:jc w:val="both"/>
       </w:pPr>
       <w:r>
         <w:t xml:space="preserve">5.2. </w:t>
@@ -711,32 +839,22 @@
     </w:p>
     <w:p>
       <w:pPr>
-        <w:spacing w:after="120" w:before="80"/>
-      </w:pPr>
-      <w:r>
-        <w:rPr>
-          <w:color w:val="CBD5E1"/>
-        </w:rPr>
-        <w:t>―――――――――――――――――――――――――――――――――――――――――――――――――――――――</w:t>
-      </w:r>
-    </w:p>
-    <w:p>
-      <w:pPr>
-        <w:spacing w:before="160" w:after="60"/>
+        <w:spacing w:before="180" w:after="60" w:line="276" w:lineRule="auto"/>
+        <w:jc w:val="left"/>
       </w:pPr>
       <w:r>
         <w:rPr>
           <w:b/>
-          <w:color w:val="0D7647"/>
-          <w:sz w:val="23"/>
+          <w:color w:val="0F172A"/>
+          <w:sz w:val="22"/>
         </w:rPr>
         <w:t>ĐIỀU 6: SAO LƯU, XUẤT DỮ LIỆU &amp; QUY TRÌNH HỦY BỎ SAU DỰ ÁN</w:t>
       </w:r>
     </w:p>
     <w:p>
       <w:pPr>
-        <w:spacing w:after="80" w:before="0" w:line="276" w:lineRule="auto"/>
-        <w:jc w:val="left"/>
+        <w:spacing w:before="20" w:after="60" w:line="276" w:lineRule="auto"/>
+        <w:jc w:val="both"/>
       </w:pPr>
       <w:r>
         <w:t xml:space="preserve">6.1. </w:t>
@@ -753,8 +871,8 @@
     </w:p>
     <w:p>
       <w:pPr>
-        <w:spacing w:after="80" w:before="0" w:line="276" w:lineRule="auto"/>
-        <w:jc w:val="left"/>
+        <w:spacing w:before="20" w:after="60" w:line="276" w:lineRule="auto"/>
+        <w:jc w:val="both"/>
       </w:pPr>
       <w:r>
         <w:t xml:space="preserve">6.2. </w:t>
@@ -771,8 +889,8 @@
     </w:p>
     <w:p>
       <w:pPr>
-        <w:spacing w:after="80" w:before="0" w:line="276" w:lineRule="auto"/>
-        <w:jc w:val="left"/>
+        <w:spacing w:before="20" w:after="60" w:line="276" w:lineRule="auto"/>
+        <w:jc w:val="both"/>
       </w:pPr>
       <w:r>
         <w:t xml:space="preserve">6.3. </w:t>
@@ -789,32 +907,32 @@
     </w:p>
     <w:p>
       <w:pPr>
-        <w:spacing w:after="60" w:before="20" w:line="276" w:lineRule="auto"/>
+        <w:spacing w:before="20" w:after="40" w:line="276" w:lineRule="auto"/>
         <w:ind w:left="360"/>
-        <w:jc w:val="left"/>
+        <w:jc w:val="both"/>
       </w:pPr>
       <w:r>
-        <w:t>•  Bên B tiến hành thu hồi toàn bộ các kết nối API và khóa quyền truy cập hệ thống;</w:t>
+        <w:t>Bên B tiến hành thu hồi toàn bộ các kết nối API và khóa quyền truy cập hệ thống;</w:t>
       </w:r>
     </w:p>
     <w:p>
       <w:pPr>
-        <w:spacing w:after="60" w:before="20" w:line="276" w:lineRule="auto"/>
+        <w:spacing w:before="20" w:after="40" w:line="276" w:lineRule="auto"/>
         <w:ind w:left="360"/>
-        <w:jc w:val="left"/>
+        <w:jc w:val="both"/>
       </w:pPr>
       <w:r>
-        <w:t>•  Bàn giao tệp dữ liệu xuất hoàn chỉnh cho Bên A;</w:t>
+        <w:t>Bàn giao tệp dữ liệu xuất hoàn chỉnh cho Bên A;</w:t>
       </w:r>
     </w:p>
     <w:p>
       <w:pPr>
-        <w:spacing w:after="60" w:before="20" w:line="276" w:lineRule="auto"/>
+        <w:spacing w:before="20" w:after="40" w:line="276" w:lineRule="auto"/>
         <w:ind w:left="360"/>
-        <w:jc w:val="left"/>
+        <w:jc w:val="both"/>
       </w:pPr>
       <w:r>
-        <w:t xml:space="preserve">•  Trong vòng 30 ngày, Bên B tiến hành xóa vĩnh viễn (Permanent Delete) toàn bộ bản ghi dữ liệu khách hàng trên các máy chủ tạm của Bên B và phát hành </w:t>
+        <w:t xml:space="preserve">Trong vòng 30 ngày, Bên B tiến hành xóa vĩnh viễn (Permanent Delete) toàn bộ bản ghi dữ liệu khách hàng trên các máy chủ tạm của Bên B và phát hành </w:t>
       </w:r>
       <w:r>
         <w:rPr>
@@ -828,32 +946,22 @@
     </w:p>
     <w:p>
       <w:pPr>
-        <w:spacing w:after="120" w:before="80"/>
-      </w:pPr>
-      <w:r>
-        <w:rPr>
-          <w:color w:val="CBD5E1"/>
-        </w:rPr>
-        <w:t>―――――――――――――――――――――――――――――――――――――――――――――――――――――――</w:t>
-      </w:r>
-    </w:p>
-    <w:p>
-      <w:pPr>
-        <w:spacing w:before="160" w:after="60"/>
+        <w:spacing w:before="180" w:after="60" w:line="276" w:lineRule="auto"/>
+        <w:jc w:val="left"/>
       </w:pPr>
       <w:r>
         <w:rPr>
           <w:b/>
-          <w:color w:val="0D7647"/>
-          <w:sz w:val="23"/>
+          <w:color w:val="0F172A"/>
+          <w:sz w:val="22"/>
         </w:rPr>
         <w:t>ĐIỀU 7: QUY TRÌNH XỬ LÝ SỰ CỐ AN NINH DỮ LIỆU (INCIDENT RESPONSE SLA)</w:t>
       </w:r>
     </w:p>
     <w:p>
       <w:pPr>
-        <w:spacing w:after="80" w:before="0" w:line="276" w:lineRule="auto"/>
-        <w:jc w:val="left"/>
+        <w:spacing w:before="20" w:after="60" w:line="276" w:lineRule="auto"/>
+        <w:jc w:val="both"/>
       </w:pPr>
       <w:r>
         <w:t xml:space="preserve">7.1. </w:t>
@@ -879,8 +987,8 @@
     </w:p>
     <w:p>
       <w:pPr>
-        <w:spacing w:after="80" w:before="0" w:line="276" w:lineRule="auto"/>
-        <w:jc w:val="left"/>
+        <w:spacing w:before="20" w:after="60" w:line="276" w:lineRule="auto"/>
+        <w:jc w:val="both"/>
       </w:pPr>
       <w:r>
         <w:t xml:space="preserve">7.2. </w:t>
@@ -897,8 +1005,8 @@
     </w:p>
     <w:p>
       <w:pPr>
-        <w:spacing w:after="80" w:before="0" w:line="276" w:lineRule="auto"/>
-        <w:jc w:val="left"/>
+        <w:spacing w:before="20" w:after="60" w:line="276" w:lineRule="auto"/>
+        <w:jc w:val="both"/>
       </w:pPr>
       <w:r>
         <w:t xml:space="preserve">7.3. </w:t>
@@ -915,81 +1023,407 @@
     </w:p>
     <w:p>
       <w:pPr>
-        <w:spacing w:after="120" w:before="80"/>
-      </w:pPr>
-      <w:r>
-        <w:rPr>
-          <w:color w:val="CBD5E1"/>
-        </w:rPr>
-        <w:t>―――――――――――――――――――――――――――――――――――――――――――――――――――――――</w:t>
-      </w:r>
-    </w:p>
-    <w:p>
-      <w:pPr>
-        <w:spacing w:before="160" w:after="60"/>
+        <w:spacing w:before="180" w:after="60" w:line="276" w:lineRule="auto"/>
+        <w:jc w:val="left"/>
       </w:pPr>
       <w:r>
         <w:rPr>
           <w:b/>
-          <w:color w:val="0D7647"/>
-          <w:sz w:val="23"/>
+          <w:color w:val="0F172A"/>
+          <w:sz w:val="22"/>
         </w:rPr>
         <w:t>ĐẠI DIỆN CÁC BÊN KÝ TÊN</w:t>
       </w:r>
     </w:p>
     <w:p>
       <w:pPr>
-        <w:spacing w:after="80" w:before="0" w:line="276" w:lineRule="auto"/>
-        <w:jc w:val="left"/>
+        <w:spacing w:before="20" w:after="60" w:line="276" w:lineRule="auto"/>
+        <w:jc w:val="both"/>
       </w:pPr>
       <w:r>
         <w:rPr>
-          <w:rFonts w:ascii="Consolas" w:hAnsi="Consolas"/>
-          <w:color w:val="B42828"/>
-          <w:sz w:val="20"/>
+          <w:i/>
         </w:rPr>
-      </w:r>
-      <w:r>
-        <w:t>`</w:t>
+        <w:t>(Ký, ghi rõ họ tên và đóng dấu)</w:t>
       </w:r>
     </w:p>
+    <w:tbl>
+      <w:tblPr>
+        <w:tblW w:type="auto" w:w="0"/>
+        <w:jc w:val="center"/>
+        <w:tblLook w:firstColumn="1" w:firstRow="1" w:lastColumn="0" w:lastRow="0" w:noHBand="0" w:noVBand="1" w:val="04A0"/>
+        <w:tblBorders>
+          <w:top w:val="single" w:sz="4" w:space="0" w:color="CBD5E1"/>
+          <w:bottom w:val="single" w:sz="4" w:space="0" w:color="CBD5E1"/>
+          <w:left w:val="none"/>
+          <w:right w:val="none"/>
+          <w:insideH w:val="single" w:sz="4" w:space="0" w:color="CBD5E1"/>
+          <w:insideV w:val="none"/>
+        </w:tblBorders>
+      </w:tblPr>
+      <w:tblGrid>
+        <w:gridCol w:w="4874"/>
+        <w:gridCol w:w="4874"/>
+      </w:tblGrid>
+      <w:tr>
+        <w:trPr>
+          <w:cantSplit/>
+        </w:trPr>
+        <w:tc>
+          <w:tcPr>
+            <w:tcW w:type="dxa" w:w="4867"/>
+            <w:vAlign w:val="center"/>
+            <w:tcW w:w="4867" w:type="dxa"/>
+            <w:tcMar>
+              <w:top w:w="90" w:type="dxa"/>
+              <w:bottom w:w="90" w:type="dxa"/>
+              <w:left w:w="100" w:type="dxa"/>
+              <w:right w:w="100" w:type="dxa"/>
+            </w:tcMar>
+            <w:shd w:fill="F8FAFC"/>
+          </w:tcPr>
+          <w:p>
+            <w:r/>
+          </w:p>
+          <w:p>
+            <w:pPr>
+              <w:spacing w:before="0" w:after="40" w:line="276" w:lineRule="auto"/>
+              <w:jc w:val="center"/>
+            </w:pPr>
+            <w:r>
+              <w:rPr>
+                <w:b/>
+                <w:sz w:val="20"/>
+              </w:rPr>
+              <w:t>ĐẠI DIỆN BÊN A (KHÁCH HÀNG)</w:t>
+            </w:r>
+          </w:p>
+        </w:tc>
+        <w:tc>
+          <w:tcPr>
+            <w:tcW w:type="dxa" w:w="4882"/>
+            <w:vAlign w:val="center"/>
+            <w:tcW w:w="4881" w:type="dxa"/>
+            <w:tcMar>
+              <w:top w:w="90" w:type="dxa"/>
+              <w:bottom w:w="90" w:type="dxa"/>
+              <w:left w:w="100" w:type="dxa"/>
+              <w:right w:w="100" w:type="dxa"/>
+            </w:tcMar>
+            <w:shd w:fill="F8FAFC"/>
+          </w:tcPr>
+          <w:p>
+            <w:r/>
+          </w:p>
+          <w:p>
+            <w:pPr>
+              <w:spacing w:before="0" w:after="40" w:line="276" w:lineRule="auto"/>
+              <w:jc w:val="center"/>
+            </w:pPr>
+            <w:r>
+              <w:rPr>
+                <w:b/>
+                <w:sz w:val="20"/>
+              </w:rPr>
+              <w:t>ĐẠI DIỆN BÊN B (LOCALMATE)</w:t>
+            </w:r>
+          </w:p>
+        </w:tc>
+      </w:tr>
+      <w:tr>
+        <w:trPr>
+          <w:cantSplit/>
+        </w:trPr>
+        <w:tc>
+          <w:tcPr>
+            <w:tcW w:type="dxa" w:w="4867"/>
+            <w:vAlign w:val="center"/>
+            <w:tcW w:w="4867" w:type="dxa"/>
+            <w:tcMar>
+              <w:top w:w="80" w:type="dxa"/>
+              <w:bottom w:w="80" w:type="dxa"/>
+              <w:left w:w="100" w:type="dxa"/>
+              <w:right w:w="100" w:type="dxa"/>
+            </w:tcMar>
+            <w:shd w:fill="FFFFFF"/>
+          </w:tcPr>
+          <w:p>
+            <w:r/>
+          </w:p>
+          <w:p>
+            <w:pPr>
+              <w:spacing w:before="0" w:after="40" w:line="276" w:lineRule="auto"/>
+              <w:jc w:val="left"/>
+            </w:pPr>
+            <w:r>
+              <w:rPr>
+                <w:b/>
+              </w:rPr>
+              <w:t>[TÊN_DOANH_NGHIỆP_KHÁCH_HÀNG]</w:t>
+            </w:r>
+          </w:p>
+        </w:tc>
+        <w:tc>
+          <w:tcPr>
+            <w:tcW w:type="dxa" w:w="4882"/>
+            <w:vAlign w:val="center"/>
+            <w:tcW w:w="4881" w:type="dxa"/>
+            <w:tcMar>
+              <w:top w:w="80" w:type="dxa"/>
+              <w:bottom w:w="80" w:type="dxa"/>
+              <w:left w:w="100" w:type="dxa"/>
+              <w:right w:w="100" w:type="dxa"/>
+            </w:tcMar>
+            <w:shd w:fill="FFFFFF"/>
+          </w:tcPr>
+          <w:p>
+            <w:r/>
+          </w:p>
+          <w:p>
+            <w:pPr>
+              <w:spacing w:before="0" w:after="40" w:line="276" w:lineRule="auto"/>
+              <w:jc w:val="left"/>
+            </w:pPr>
+            <w:r>
+              <w:rPr>
+                <w:b/>
+              </w:rPr>
+              <w:t>[LOCALMATE_LEGAL_NAME]</w:t>
+            </w:r>
+          </w:p>
+        </w:tc>
+      </w:tr>
+      <w:tr>
+        <w:trPr>
+          <w:cantSplit/>
+        </w:trPr>
+        <w:tc>
+          <w:tcPr>
+            <w:tcW w:type="dxa" w:w="4867"/>
+            <w:vAlign w:val="center"/>
+            <w:tcW w:w="4867" w:type="dxa"/>
+            <w:tcMar>
+              <w:top w:w="80" w:type="dxa"/>
+              <w:bottom w:w="80" w:type="dxa"/>
+              <w:left w:w="100" w:type="dxa"/>
+              <w:right w:w="100" w:type="dxa"/>
+            </w:tcMar>
+            <w:shd w:fill="FAFAFA"/>
+          </w:tcPr>
+          <w:p>
+            <w:r/>
+          </w:p>
+          <w:p>
+            <w:pPr>
+              <w:spacing w:before="0" w:after="40" w:line="276" w:lineRule="auto"/>
+              <w:jc w:val="left"/>
+            </w:pPr>
+            <w:r>
+              <w:rPr>
+                <w:i/>
+              </w:rPr>
+              <w:t>(Ký tên, đóng dấu hoặc Ký số điện tử)</w:t>
+            </w:r>
+          </w:p>
+        </w:tc>
+        <w:tc>
+          <w:tcPr>
+            <w:tcW w:type="dxa" w:w="4882"/>
+            <w:vAlign w:val="center"/>
+            <w:tcW w:w="4881" w:type="dxa"/>
+            <w:tcMar>
+              <w:top w:w="80" w:type="dxa"/>
+              <w:bottom w:w="80" w:type="dxa"/>
+              <w:left w:w="100" w:type="dxa"/>
+              <w:right w:w="100" w:type="dxa"/>
+            </w:tcMar>
+            <w:shd w:fill="FAFAFA"/>
+          </w:tcPr>
+          <w:p>
+            <w:r/>
+          </w:p>
+          <w:p>
+            <w:pPr>
+              <w:spacing w:before="0" w:after="40" w:line="276" w:lineRule="auto"/>
+              <w:jc w:val="left"/>
+            </w:pPr>
+            <w:r>
+              <w:rPr>
+                <w:i/>
+              </w:rPr>
+              <w:t>(Ký tên, đóng dấu hoặc Ký số điện tử)</w:t>
+            </w:r>
+          </w:p>
+        </w:tc>
+      </w:tr>
+      <w:tr>
+        <w:trPr>
+          <w:cantSplit/>
+        </w:trPr>
+        <w:tc>
+          <w:tcPr>
+            <w:tcW w:type="dxa" w:w="4867"/>
+            <w:vAlign w:val="center"/>
+            <w:tcW w:w="4867" w:type="dxa"/>
+            <w:tcMar>
+              <w:top w:w="80" w:type="dxa"/>
+              <w:bottom w:w="80" w:type="dxa"/>
+              <w:left w:w="100" w:type="dxa"/>
+              <w:right w:w="100" w:type="dxa"/>
+            </w:tcMar>
+            <w:shd w:fill="FFFFFF"/>
+          </w:tcPr>
+          <w:p>
+            <w:r/>
+          </w:p>
+        </w:tc>
+        <w:tc>
+          <w:tcPr>
+            <w:tcW w:type="dxa" w:w="4882"/>
+            <w:vAlign w:val="center"/>
+            <w:tcW w:w="4881" w:type="dxa"/>
+            <w:tcMar>
+              <w:top w:w="80" w:type="dxa"/>
+              <w:bottom w:w="80" w:type="dxa"/>
+              <w:left w:w="100" w:type="dxa"/>
+              <w:right w:w="100" w:type="dxa"/>
+            </w:tcMar>
+            <w:shd w:fill="FFFFFF"/>
+          </w:tcPr>
+          <w:p>
+            <w:r/>
+          </w:p>
+        </w:tc>
+      </w:tr>
+      <w:tr>
+        <w:trPr>
+          <w:cantSplit/>
+        </w:trPr>
+        <w:tc>
+          <w:tcPr>
+            <w:tcW w:type="dxa" w:w="4867"/>
+            <w:vAlign w:val="center"/>
+            <w:tcW w:w="4867" w:type="dxa"/>
+            <w:tcMar>
+              <w:top w:w="80" w:type="dxa"/>
+              <w:bottom w:w="80" w:type="dxa"/>
+              <w:left w:w="100" w:type="dxa"/>
+              <w:right w:w="100" w:type="dxa"/>
+            </w:tcMar>
+            <w:shd w:fill="FAFAFA"/>
+          </w:tcPr>
+          <w:p>
+            <w:r/>
+          </w:p>
+          <w:p>
+            <w:pPr>
+              <w:spacing w:before="0" w:after="40" w:line="276" w:lineRule="auto"/>
+              <w:jc w:val="left"/>
+            </w:pPr>
+            <w:r>
+              <w:rPr>
+                <w:b/>
+              </w:rPr>
+              <w:t>[ĐẠI_DIỆN_KHÁCH_HÀNG]</w:t>
+            </w:r>
+          </w:p>
+        </w:tc>
+        <w:tc>
+          <w:tcPr>
+            <w:tcW w:type="dxa" w:w="4882"/>
+            <w:vAlign w:val="center"/>
+            <w:tcW w:w="4881" w:type="dxa"/>
+            <w:tcMar>
+              <w:top w:w="80" w:type="dxa"/>
+              <w:bottom w:w="80" w:type="dxa"/>
+              <w:left w:w="100" w:type="dxa"/>
+              <w:right w:w="100" w:type="dxa"/>
+            </w:tcMar>
+            <w:shd w:fill="FAFAFA"/>
+          </w:tcPr>
+          <w:p>
+            <w:r/>
+          </w:p>
+          <w:p>
+            <w:pPr>
+              <w:spacing w:before="0" w:after="40" w:line="276" w:lineRule="auto"/>
+              <w:jc w:val="left"/>
+            </w:pPr>
+            <w:r>
+              <w:rPr>
+                <w:b/>
+              </w:rPr>
+              <w:t>[REPRESENTATIVE]</w:t>
+            </w:r>
+          </w:p>
+        </w:tc>
+      </w:tr>
+      <w:tr>
+        <w:trPr>
+          <w:cantSplit/>
+        </w:trPr>
+        <w:tc>
+          <w:tcPr>
+            <w:tcW w:type="dxa" w:w="4867"/>
+            <w:vAlign w:val="center"/>
+            <w:tcW w:w="4867" w:type="dxa"/>
+            <w:tcMar>
+              <w:top w:w="80" w:type="dxa"/>
+              <w:bottom w:w="80" w:type="dxa"/>
+              <w:left w:w="100" w:type="dxa"/>
+              <w:right w:w="100" w:type="dxa"/>
+            </w:tcMar>
+            <w:shd w:fill="FFFFFF"/>
+          </w:tcPr>
+          <w:p>
+            <w:r/>
+          </w:p>
+          <w:p>
+            <w:pPr>
+              <w:spacing w:before="0" w:after="40" w:line="276" w:lineRule="auto"/>
+              <w:jc w:val="left"/>
+            </w:pPr>
+            <w:r>
+              <w:t>Chức vụ: [CHỨC_VỤ_KHÁCH_HÀNG]</w:t>
+            </w:r>
+          </w:p>
+        </w:tc>
+        <w:tc>
+          <w:tcPr>
+            <w:tcW w:type="dxa" w:w="4882"/>
+            <w:vAlign w:val="center"/>
+            <w:tcW w:w="4881" w:type="dxa"/>
+            <w:tcMar>
+              <w:top w:w="80" w:type="dxa"/>
+              <w:bottom w:w="80" w:type="dxa"/>
+              <w:left w:w="100" w:type="dxa"/>
+              <w:right w:w="100" w:type="dxa"/>
+            </w:tcMar>
+            <w:shd w:fill="FFFFFF"/>
+          </w:tcPr>
+          <w:p>
+            <w:r/>
+          </w:p>
+          <w:p>
+            <w:pPr>
+              <w:spacing w:before="0" w:after="40" w:line="276" w:lineRule="auto"/>
+              <w:jc w:val="left"/>
+            </w:pPr>
+            <w:r>
+              <w:t>Chức vụ: [TITLE]</w:t>
+            </w:r>
+          </w:p>
+        </w:tc>
+      </w:tr>
+    </w:tbl>
     <w:p>
       <w:pPr>
-        <w:spacing w:after="80" w:before="0" w:line="276" w:lineRule="auto"/>
-        <w:jc w:val="left"/>
+        <w:spacing w:before="0" w:after="80"/>
       </w:pPr>
-      <w:r>
-        <w:t xml:space="preserve">             ĐẠI DIỆN BÊN A                                   ĐẠI DIỆN BÊN B</w:t>
-      </w:r>
-    </w:p>
-    <w:p>
-      <w:pPr>
-        <w:spacing w:after="80" w:before="0" w:line="276" w:lineRule="auto"/>
-        <w:jc w:val="left"/>
-      </w:pPr>
-      <w:r>
-        <w:t xml:space="preserve">  (Ký tên, đóng dấu hoặc Ký số điện tử)             (Ký tên, đóng dấu hoặc Ký số điện tử)</w:t>
-      </w:r>
-    </w:p>
-    <w:p>
-      <w:pPr>
-        <w:spacing w:after="80" w:before="0" w:line="276" w:lineRule="auto"/>
-        <w:jc w:val="left"/>
-      </w:pPr>
-      <w:r>
-        <w:rPr>
-          <w:rFonts w:ascii="Consolas" w:hAnsi="Consolas"/>
-          <w:color w:val="B42828"/>
-          <w:sz w:val="20"/>
-        </w:rPr>
-      </w:r>
-      <w:r>
-        <w:t>`</w:t>
-      </w:r>
     </w:p>
     <w:sectPr>
       <w:pgSz w:w="11909" w:h="16834"/>
-      <w:pgMar w:top="1152" w:right="1152" w:bottom="1152" w:left="1152" w:header="720" w:footer="720" w:gutter="0"/>
+      <w:pgMar w:top="1138" w:right="936" w:bottom="1138" w:left="1224" w:header="720" w:footer="720" w:gutter="0"/>
       <w:cols w:space="720"/>
       <w:docGrid w:linePitch="360"/>
     </w:sectPr>
@@ -1362,7 +1796,7 @@
     <w:rsid w:val="00FC693F"/>
     <w:rPr>
       <w:rFonts w:ascii="Times New Roman" w:hAnsi="Times New Roman"/>
-      <w:color w:val="1E293B"/>
+      <w:color w:val="0F172A"/>
       <w:sz w:val="22"/>
     </w:rPr>
   </w:style>
